--- a/backend/app/gobierno_de_aplicaciones/datos/referencia/tdd_nivel2/_estable/67.docx
+++ b/backend/app/gobierno_de_aplicaciones/datos/referencia/tdd_nivel2/_estable/67.docx
@@ -60,7 +60,7 @@
           <w:bCs/>
           <w:lang w:val="es-MX"/>
         </w:rPr>
-        <w:t>Nivel objetivo: Gobierno controlado y documentado (Nivel 2)  ·  Aplicativo: GURJOBS  ·  24/09/2026  ·  Primera parte: secciones 0 a 3</w:t>
+        <w:t>Nivel objetivo: Gobierno controlado y documentado (Nivel 2)  ·  Aplicativo: vForm (Plataforma de Gestión de Innovación Educativa)  ·  24/09/2026  ·  Primera parte: secciones 0 a 3</w:t>
       </w:r>
     </w:p>
     <w:p>
@@ -171,7 +171,7 @@
                 <w:szCs w:val="18"/>
                 <w:lang w:val="es-MX"/>
               </w:rPr>
-              <w:t>TDD - Descripción Técnica del Aplicativo · GURJOBS</w:t>
+              <w:t>TDD - Descripción Técnica del Aplicativo · vForm (Plataforma de Gestión de Innovación Educativa)</w:t>
             </w:r>
           </w:p>
         </w:tc>
@@ -906,7 +906,6 @@
               <w:rPr>
                 <w:b w:val="0"/>
               </w:rPr>
-              <w:t>0222-HTI-010-SISO</w:t>
             </w:r>
           </w:p>
         </w:tc>
@@ -920,6 +919,60 @@
               <w:rPr>
                 <w:b/>
               </w:rPr>
+              <w:t>C4</w:t>
+            </w:r>
+          </w:p>
+        </w:tc>
+      </w:tr>
+      <w:tr>
+        <w:trPr>
+          <w:jc w:val="center"/>
+        </w:trPr>
+        <w:tc>
+          <w:tcPr>
+            <w:tcW w:w="1927" w:type="dxa"/>
+            <w:vAlign w:val="center"/>
+          </w:tcPr>
+          <w:p>
+            <w:proofErr w:type="spellStart"/>
+            <w:r>
+              <w:t>Nombre</w:t>
+            </w:r>
+            <w:proofErr w:type="spellEnd"/>
+            <w:r>
+              <w:t xml:space="preserve"> del </w:t>
+            </w:r>
+            <w:proofErr w:type="spellStart"/>
+            <w:r>
+              <w:t>aplicativo</w:t>
+            </w:r>
+            <w:proofErr w:type="spellEnd"/>
+          </w:p>
+        </w:tc>
+        <w:tc>
+          <w:tcPr>
+            <w:tcW w:w="5783" w:type="dxa"/>
+            <w:vAlign w:val="center"/>
+          </w:tcPr>
+          <w:p>
+            <w:r>
+              <w:rPr>
+                <w:b w:val="0"/>
+              </w:rPr>
+              <w:t>vForm (Plataforma de Gestión de Innovación Educativa). Plataforma SaaS (proveedor Vinko Digital/Vinko SPA) para la gestión de convocatorias de innovación educativa: postulación, revisión y seguimiento de participantes de los programas "Novus" y "Registro i" de CEDDIE Región Monterrey.</w:t>
+            </w:r>
+          </w:p>
+        </w:tc>
+        <w:tc>
+          <w:tcPr>
+            <w:tcW w:w="1247" w:type="dxa"/>
+            <w:vAlign w:val="center"/>
+          </w:tcPr>
+          <w:p>
+            <w:r>
+              <w:rPr>
+                <w:b/>
+              </w:rPr>
               <w:t>C1</w:t>
             </w:r>
           </w:p>
@@ -937,15 +990,15 @@
           <w:p>
             <w:proofErr w:type="spellStart"/>
             <w:r>
-              <w:t>Nombre</w:t>
-            </w:r>
-            <w:proofErr w:type="spellEnd"/>
-            <w:r>
-              <w:t xml:space="preserve"> del </w:t>
-            </w:r>
-            <w:proofErr w:type="spellStart"/>
-            <w:r>
-              <w:t>aplicativo</w:t>
+              <w:t>Nombres</w:t>
+            </w:r>
+            <w:proofErr w:type="spellEnd"/>
+            <w:r>
+              <w:t xml:space="preserve"> </w:t>
+            </w:r>
+            <w:proofErr w:type="spellStart"/>
+            <w:r>
+              <w:t>alternos</w:t>
             </w:r>
             <w:proofErr w:type="spellEnd"/>
           </w:p>
@@ -960,7 +1013,6 @@
               <w:rPr>
                 <w:b w:val="0"/>
               </w:rPr>
-              <w:t>GURJOBS</w:t>
             </w:r>
           </w:p>
         </w:tc>
@@ -974,7 +1026,7 @@
               <w:rPr>
                 <w:b/>
               </w:rPr>
-              <w:t>C1</w:t>
+              <w:t>C4</w:t>
             </w:r>
           </w:p>
         </w:tc>
@@ -989,19 +1041,41 @@
             <w:vAlign w:val="center"/>
           </w:tcPr>
           <w:p>
-            <w:proofErr w:type="spellStart"/>
-            <w:r>
-              <w:t>Nombres</w:t>
-            </w:r>
-            <w:proofErr w:type="spellEnd"/>
-            <w:r>
-              <w:t xml:space="preserve"> </w:t>
-            </w:r>
-            <w:proofErr w:type="spellStart"/>
-            <w:r>
-              <w:t>alternos</w:t>
-            </w:r>
-            <w:proofErr w:type="spellEnd"/>
+            <w:pPr>
+              <w:rPr>
+                <w:lang w:val="es-MX"/>
+              </w:rPr>
+            </w:pPr>
+            <w:r>
+              <w:rPr>
+                <w:lang w:val="es-MX"/>
+              </w:rPr>
+              <w:t>V</w:t>
+            </w:r>
+            <w:r>
+              <w:rPr>
+                <w:lang w:val="es-MX"/>
+              </w:rPr>
+              <w:t>P</w:t>
+            </w:r>
+            <w:r>
+              <w:rPr>
+                <w:lang w:val="es-MX"/>
+              </w:rPr>
+              <w:t>A</w:t>
+            </w:r>
+            <w:r>
+              <w:rPr>
+                <w:lang w:val="es-MX"/>
+              </w:rPr>
+              <w:t>F</w:t>
+            </w:r>
+            <w:r>
+              <w:rPr>
+                <w:lang w:val="es-MX"/>
+              </w:rPr>
+              <w:t xml:space="preserve"> o Central </w:t>
+            </w:r>
           </w:p>
         </w:tc>
         <w:tc>
@@ -1010,91 +1084,16 @@
             <w:vAlign w:val="center"/>
           </w:tcPr>
           <w:p>
+            <w:pPr>
+              <w:rPr>
+                <w:lang w:val="es-MX"/>
+              </w:rPr>
+            </w:pPr>
             <w:r>
               <w:rPr>
                 <w:b w:val="0"/>
               </w:rPr>
-            </w:r>
-          </w:p>
-        </w:tc>
-        <w:tc>
-          <w:tcPr>
-            <w:tcW w:w="1247" w:type="dxa"/>
-            <w:vAlign w:val="center"/>
-          </w:tcPr>
-          <w:p>
-            <w:r>
-              <w:rPr>
-                <w:b/>
-              </w:rPr>
-              <w:t>C4</w:t>
-            </w:r>
-          </w:p>
-        </w:tc>
-      </w:tr>
-      <w:tr>
-        <w:trPr>
-          <w:jc w:val="center"/>
-        </w:trPr>
-        <w:tc>
-          <w:tcPr>
-            <w:tcW w:w="1927" w:type="dxa"/>
-            <w:vAlign w:val="center"/>
-          </w:tcPr>
-          <w:p>
-            <w:pPr>
-              <w:rPr>
-                <w:lang w:val="es-MX"/>
-              </w:rPr>
-            </w:pPr>
-            <w:r>
-              <w:rPr>
-                <w:lang w:val="es-MX"/>
-              </w:rPr>
-              <w:t>V</w:t>
-            </w:r>
-            <w:r>
-              <w:rPr>
-                <w:lang w:val="es-MX"/>
-              </w:rPr>
-              <w:t>P</w:t>
-            </w:r>
-            <w:r>
-              <w:rPr>
-                <w:lang w:val="es-MX"/>
-              </w:rPr>
-              <w:t>A</w:t>
-            </w:r>
-            <w:r>
-              <w:rPr>
-                <w:lang w:val="es-MX"/>
-              </w:rPr>
-              <w:t>F</w:t>
-            </w:r>
-            <w:r>
-              <w:rPr>
-                <w:lang w:val="es-MX"/>
-              </w:rPr>
-              <w:t xml:space="preserve"> o Central </w:t>
-            </w:r>
-          </w:p>
-        </w:tc>
-        <w:tc>
-          <w:tcPr>
-            <w:tcW w:w="5783" w:type="dxa"/>
-            <w:vAlign w:val="center"/>
-          </w:tcPr>
-          <w:p>
-            <w:pPr>
-              <w:rPr>
-                <w:lang w:val="es-MX"/>
-              </w:rPr>
-            </w:pPr>
-            <w:r>
-              <w:rPr>
-                <w:b w:val="0"/>
-              </w:rPr>
-              <w:t>VPAF. Ecosistema VEC.</w:t>
+              <w:t>VPAF. No forma parte de los ecosistemas ya catalogados (VEC/TLG/Transversal); pendiente definir con Arquitectura</w:t>
             </w:r>
           </w:p>
         </w:tc>
@@ -1312,7 +1311,6 @@
               <w:rPr>
                 <w:b w:val="0"/>
               </w:rPr>
-              <w:t>Medium. Puntaje de valor de negocio 3.</w:t>
             </w:r>
           </w:p>
         </w:tc>
@@ -1326,7 +1324,7 @@
               <w:rPr>
                 <w:b/>
               </w:rPr>
-              <w:t>C1</w:t>
+              <w:t>C4</w:t>
             </w:r>
           </w:p>
         </w:tc>
@@ -2348,6 +2346,7 @@
               <w:rPr>
                 <w:b w:val="0"/>
               </w:rPr>
+              <w:t>Claudia Erika García López (CEDDIE Región Monterrey, L00633917) — claudia.e.garcia@tec.mx</w:t>
             </w:r>
           </w:p>
         </w:tc>
@@ -2361,7 +2360,7 @@
               <w:rPr>
                 <w:b/>
               </w:rPr>
-              <w:t>C4</w:t>
+              <w:t>C1</w:t>
             </w:r>
           </w:p>
         </w:tc>
@@ -2554,7 +2553,7 @@
               <w:rPr>
                 <w:b w:val="0"/>
               </w:rPr>
-              <w:t>aoropeza@tec.mx</w:t>
+              <w:t>Edna Edith Olivo Rivera (Devteam Head, Dirección de Desarrollo-Techvolution 2.0, L00765933) — eeolivo@tec.mx</w:t>
             </w:r>
           </w:p>
         </w:tc>
@@ -2616,7 +2615,7 @@
               <w:rPr>
                 <w:b w:val="0"/>
               </w:rPr>
-              <w:t>Keycloak + Azure. Nivel de customización: Custom Development.</w:t>
+              <w:t>Vinko Digital / Vinko SPA (Chile). Nivel de customización: Solución adquirida (SaaS) — sin desarrollo a la medida; la configuración de parámetros y convocatorias se realiza dentro de la propia plataforma.</w:t>
             </w:r>
           </w:p>
         </w:tc>
@@ -2783,6 +2782,7 @@
               <w:rPr>
                 <w:b w:val="0"/>
               </w:rPr>
+              <w:t>Soporte Vinko Digital (soporte@vinkodigital.com, WhatsApp +56 9 4165 0442); Soporte Técnico N2 del Tec: José Patricio Simbrón, Cynthia Rodulfo Hernández</w:t>
             </w:r>
           </w:p>
         </w:tc>
@@ -2796,7 +2796,7 @@
               <w:rPr>
                 <w:b/>
               </w:rPr>
-              <w:t>C4</w:t>
+              <w:t>C1</w:t>
             </w:r>
           </w:p>
         </w:tc>
@@ -2828,7 +2828,7 @@
               <w:rPr>
                 <w:b w:val="0"/>
               </w:rPr>
-              <w:t>antonio.jimenez@tec.mx</w:t>
+              <w:t>TI de Vinko Digital (proveedor) — la operación de infraestructura y plataforma está incluida en el licenciamiento SaaS</w:t>
             </w:r>
           </w:p>
         </w:tc>
@@ -3095,6 +3095,85 @@
               <w:rPr>
                 <w:b w:val="0"/>
               </w:rPr>
+              <w:t>Dueño de negocio</w:t>
+            </w:r>
+          </w:p>
+        </w:tc>
+        <w:tc>
+          <w:tcPr>
+            <w:tcW w:w="2891" w:type="dxa"/>
+            <w:vAlign w:val="center"/>
+          </w:tcPr>
+          <w:p>
+            <w:r>
+              <w:rPr>
+                <w:b w:val="0"/>
+              </w:rPr>
+              <w:t>Claudia Erika García López (CEDDIE Región Monterrey, L00633917) — claudia.e.garcia@tec.mx</w:t>
+            </w:r>
+          </w:p>
+        </w:tc>
+        <w:tc>
+          <w:tcPr>
+            <w:tcW w:w="2268" w:type="dxa"/>
+            <w:vAlign w:val="center"/>
+          </w:tcPr>
+          <w:p>
+            <w:r>
+              <w:rPr>
+                <w:b w:val="0"/>
+              </w:rPr>
+              <w:t>claudia.e.garcia@tec.mx</w:t>
+            </w:r>
+          </w:p>
+        </w:tc>
+        <w:tc>
+          <w:tcPr>
+            <w:tcW w:w="623" w:type="dxa"/>
+            <w:vAlign w:val="center"/>
+          </w:tcPr>
+          <w:p>
+            <w:r>
+              <w:rPr>
+                <w:b/>
+              </w:rPr>
+              <w:t>C1</w:t>
+            </w:r>
+          </w:p>
+        </w:tc>
+      </w:tr>
+      <w:tr>
+        <w:trPr>
+          <w:jc w:val="center"/>
+        </w:trPr>
+        <w:tc>
+          <w:tcPr>
+            <w:tcW w:w="510" w:type="dxa"/>
+            <w:vAlign w:val="center"/>
+          </w:tcPr>
+          <w:p>
+            <w:proofErr w:type="spellStart"/>
+            <w:r>
+              <w:rPr>
+                <w:b w:val="0"/>
+              </w:rPr>
+              <w:t>2</w:t>
+            </w:r>
+            <w:proofErr w:type="spellEnd"/>
+            <w:proofErr w:type="spellStart"/>
+            <w:proofErr w:type="spellEnd"/>
+          </w:p>
+        </w:tc>
+        <w:tc>
+          <w:tcPr>
+            <w:tcW w:w="2211" w:type="dxa"/>
+            <w:vAlign w:val="center"/>
+          </w:tcPr>
+          <w:p>
+            <w:r>
+              <w:rPr>
+                <w:b w:val="0"/>
+              </w:rPr>
               <w:t>Responsable técnico</w:t>
             </w:r>
           </w:p>
@@ -3109,7 +3188,7 @@
               <w:rPr>
                 <w:b w:val="0"/>
               </w:rPr>
-              <w:t>aoropeza@tec.mx</w:t>
+              <w:t>Edna Edith Olivo Rivera (Devteam Head, Dirección de Desarrollo-Techvolution 2.0, L00765933) — eeolivo@tec.mx</w:t>
             </w:r>
           </w:p>
         </w:tc>
@@ -3123,7 +3202,7 @@
               <w:rPr>
                 <w:b w:val="0"/>
               </w:rPr>
-              <w:t>aoropeza@tec.mx</w:t>
+              <w:t>eeolivo@tec.mx</w:t>
             </w:r>
           </w:p>
         </w:tc>
@@ -3157,7 +3236,7 @@
               <w:rPr>
                 <w:b w:val="0"/>
               </w:rPr>
-              <w:t>2</w:t>
+              <w:t>3</w:t>
             </w:r>
             <w:proofErr w:type="spellEnd"/>
             <w:proofErr w:type="spellStart"/>
@@ -3174,6 +3253,85 @@
               <w:rPr>
                 <w:b w:val="0"/>
               </w:rPr>
+              <w:t>Responsable funcional</w:t>
+            </w:r>
+          </w:p>
+        </w:tc>
+        <w:tc>
+          <w:tcPr>
+            <w:tcW w:w="2891" w:type="dxa"/>
+            <w:vAlign w:val="center"/>
+          </w:tcPr>
+          <w:p>
+            <w:r>
+              <w:rPr>
+                <w:b w:val="0"/>
+              </w:rPr>
+              <w:t>Héctor Jacobo Ríos Quiroz (Registro i, L01391151) y Mónica Medellín Estrada (Novus, L03140344) — Líderes de Soporte Funcional, Experimentación y Medición de Impacto</w:t>
+            </w:r>
+          </w:p>
+        </w:tc>
+        <w:tc>
+          <w:tcPr>
+            <w:tcW w:w="2268" w:type="dxa"/>
+            <w:vAlign w:val="center"/>
+          </w:tcPr>
+          <w:p>
+            <w:r>
+              <w:rPr>
+                <w:b w:val="0"/>
+              </w:rPr>
+              <w:t>No se tiene</w:t>
+            </w:r>
+          </w:p>
+        </w:tc>
+        <w:tc>
+          <w:tcPr>
+            <w:tcW w:w="623" w:type="dxa"/>
+            <w:vAlign w:val="center"/>
+          </w:tcPr>
+          <w:p>
+            <w:r>
+              <w:rPr>
+                <w:b/>
+              </w:rPr>
+              <w:t>C1</w:t>
+            </w:r>
+          </w:p>
+        </w:tc>
+      </w:tr>
+      <w:tr>
+        <w:trPr>
+          <w:jc w:val="center"/>
+        </w:trPr>
+        <w:tc>
+          <w:tcPr>
+            <w:tcW w:w="510" w:type="dxa"/>
+            <w:vAlign w:val="center"/>
+          </w:tcPr>
+          <w:p>
+            <w:proofErr w:type="spellStart"/>
+            <w:r>
+              <w:rPr>
+                <w:b w:val="0"/>
+              </w:rPr>
+              <w:t>4</w:t>
+            </w:r>
+            <w:proofErr w:type="spellEnd"/>
+            <w:proofErr w:type="spellStart"/>
+            <w:proofErr w:type="spellEnd"/>
+          </w:p>
+        </w:tc>
+        <w:tc>
+          <w:tcPr>
+            <w:tcW w:w="2211" w:type="dxa"/>
+            <w:vAlign w:val="center"/>
+          </w:tcPr>
+          <w:p>
+            <w:r>
+              <w:rPr>
+                <w:b w:val="0"/>
+              </w:rPr>
               <w:t>Responsable de implementación</w:t>
             </w:r>
           </w:p>
@@ -3188,7 +3346,7 @@
               <w:rPr>
                 <w:b w:val="0"/>
               </w:rPr>
-              <w:t>aoropeza@tec.mx</w:t>
+              <w:t>Juan Pablo Giordano (Vinko Digital, Líder de Soporte Técnico del Proveedor) — juanpablo@vinkodigital.com</w:t>
             </w:r>
           </w:p>
         </w:tc>
@@ -3202,7 +3360,7 @@
               <w:rPr>
                 <w:b w:val="0"/>
               </w:rPr>
-              <w:t>aoropeza@tec.mx</w:t>
+              <w:t>juanpablo@vinkodigital.com</w:t>
             </w:r>
           </w:p>
         </w:tc>
@@ -3236,7 +3394,7 @@
               <w:rPr>
                 <w:b w:val="0"/>
               </w:rPr>
-              <w:t>3</w:t>
+              <w:t>5</w:t>
             </w:r>
             <w:proofErr w:type="spellEnd"/>
             <w:proofErr w:type="spellStart"/>
@@ -3267,7 +3425,7 @@
               <w:rPr>
                 <w:b w:val="0"/>
               </w:rPr>
-              <w:t>antonio.jimenez@tec.mx</w:t>
+              <w:t>TI de Vinko Digital (proveedor) — la operación de infraestructura y plataforma está incluida en el licenciamiento SaaS</w:t>
             </w:r>
           </w:p>
         </w:tc>
@@ -3281,7 +3439,7 @@
               <w:rPr>
                 <w:b w:val="0"/>
               </w:rPr>
-              <w:t>antonio.jimenez@tec.mx</w:t>
+              <w:t>No se tiene</w:t>
             </w:r>
           </w:p>
         </w:tc>
@@ -3315,7 +3473,7 @@
               <w:rPr>
                 <w:b w:val="0"/>
               </w:rPr>
-              <w:t>4</w:t>
+              <w:t>6</w:t>
             </w:r>
             <w:proofErr w:type="spellEnd"/>
             <w:proofErr w:type="spellStart"/>
@@ -3332,6 +3490,85 @@
               <w:rPr>
                 <w:b w:val="0"/>
               </w:rPr>
+              <w:t>Responsable de soporte</w:t>
+            </w:r>
+          </w:p>
+        </w:tc>
+        <w:tc>
+          <w:tcPr>
+            <w:tcW w:w="2891" w:type="dxa"/>
+            <w:vAlign w:val="center"/>
+          </w:tcPr>
+          <w:p>
+            <w:r>
+              <w:rPr>
+                <w:b w:val="0"/>
+              </w:rPr>
+              <w:t>Soporte Vinko Digital (soporte@vinkodigital.com, WhatsApp +56 9 4165 0442); Soporte Técnico N2 del Tec: José Patricio Simbrón, Cynthia Rodulfo Hernández</w:t>
+            </w:r>
+          </w:p>
+        </w:tc>
+        <w:tc>
+          <w:tcPr>
+            <w:tcW w:w="2268" w:type="dxa"/>
+            <w:vAlign w:val="center"/>
+          </w:tcPr>
+          <w:p>
+            <w:r>
+              <w:rPr>
+                <w:b w:val="0"/>
+              </w:rPr>
+              <w:t>soporte@vinkodigital.com</w:t>
+            </w:r>
+          </w:p>
+        </w:tc>
+        <w:tc>
+          <w:tcPr>
+            <w:tcW w:w="623" w:type="dxa"/>
+            <w:vAlign w:val="center"/>
+          </w:tcPr>
+          <w:p>
+            <w:r>
+              <w:rPr>
+                <w:b/>
+              </w:rPr>
+              <w:t>C1</w:t>
+            </w:r>
+          </w:p>
+        </w:tc>
+      </w:tr>
+      <w:tr>
+        <w:trPr>
+          <w:jc w:val="center"/>
+        </w:trPr>
+        <w:tc>
+          <w:tcPr>
+            <w:tcW w:w="510" w:type="dxa"/>
+            <w:vAlign w:val="center"/>
+          </w:tcPr>
+          <w:p>
+            <w:proofErr w:type="spellStart"/>
+            <w:r>
+              <w:rPr>
+                <w:b w:val="0"/>
+              </w:rPr>
+              <w:t>7</w:t>
+            </w:r>
+            <w:proofErr w:type="spellEnd"/>
+            <w:proofErr w:type="spellStart"/>
+            <w:proofErr w:type="spellEnd"/>
+          </w:p>
+        </w:tc>
+        <w:tc>
+          <w:tcPr>
+            <w:tcW w:w="2211" w:type="dxa"/>
+            <w:vAlign w:val="center"/>
+          </w:tcPr>
+          <w:p>
+            <w:r>
+              <w:rPr>
+                <w:b w:val="0"/>
+              </w:rPr>
               <w:t>Usuarios de la aplicación (cifra)</w:t>
             </w:r>
           </w:p>
@@ -3346,6 +3583,7 @@
               <w:rPr>
                 <w:b w:val="0"/>
               </w:rPr>
+              <w:t>8,145 usuarios totales (2024; licenciamiento con usuarios ilimitados). Concurrencia histórica: Registro i 550 postulaciones en 6 convocatorias (2024); Novus 277 postulaciones en 5 convocatorias (2024). Capacidad soportada: 1,000 usuarios simultáneos/hora (prueba de carga JMeter del proveedor).</w:t>
             </w:r>
           </w:p>
         </w:tc>
@@ -3359,6 +3597,7 @@
               <w:rPr>
                 <w:b w:val="0"/>
               </w:rPr>
+              <w:t>Datos personales, no se transcriben</w:t>
             </w:r>
           </w:p>
         </w:tc>
@@ -3372,7 +3611,7 @@
               <w:rPr>
                 <w:b/>
               </w:rPr>
-              <w:t>C4</w:t>
+              <w:t>C1</w:t>
             </w:r>
           </w:p>
         </w:tc>
@@ -3616,6 +3855,7 @@
               <w:rPr>
                 <w:b w:val="0"/>
               </w:rPr>
+              <w:t>https://innovation-test.tec.mx</w:t>
             </w:r>
           </w:p>
         </w:tc>
@@ -3629,7 +3869,7 @@
               <w:rPr>
                 <w:b/>
               </w:rPr>
-              <w:t>C4</w:t>
+              <w:t>C1</w:t>
             </w:r>
           </w:p>
         </w:tc>
@@ -3661,6 +3901,7 @@
               <w:rPr>
                 <w:b w:val="0"/>
               </w:rPr>
+              <w:t>https://innovation.tec.mx</w:t>
             </w:r>
           </w:p>
         </w:tc>
@@ -3674,7 +3915,7 @@
               <w:rPr>
                 <w:b/>
               </w:rPr>
-              <w:t>C4</w:t>
+              <w:t>C1</w:t>
             </w:r>
           </w:p>
         </w:tc>
